--- a/kaggle.docx
+++ b/kaggle.docx
@@ -272,8 +272,8 @@
         <w:tblLook w:val="04A0" w:firstRow="1" w:lastRow="0" w:firstColumn="1" w:lastColumn="0" w:noHBand="0" w:noVBand="1"/>
       </w:tblPr>
       <w:tblGrid>
-        <w:gridCol w:w="4042"/>
-        <w:gridCol w:w="4120"/>
+        <w:gridCol w:w="4621"/>
+        <w:gridCol w:w="4621"/>
       </w:tblGrid>
       <w:tr>
         <w:tc>
@@ -355,8 +355,6 @@
         </w:rPr>
         <w:t>, thêm dấu “!” đằng trước</w:t>
       </w:r>
-      <w:bookmarkStart w:id="0" w:name="_GoBack"/>
-      <w:bookmarkEnd w:id="0"/>
       <w:r>
         <w:rPr>
           <w:lang w:val="en-US"/>
@@ -382,9 +380,68 @@
         <w:t>Khi đó, Dataset vừa tải sẽ được đặt cạnh File “kaggle.json”</w:t>
       </w:r>
     </w:p>
+    <w:p>
+      <w:pPr>
+        <w:pStyle w:val="ListParagraph"/>
+        <w:numPr>
+          <w:ilvl w:val="0"/>
+          <w:numId w:val="2"/>
+        </w:numPr>
+        <w:rPr>
+          <w:lang w:val="en-US"/>
+        </w:rPr>
+      </w:pPr>
+      <w:r>
+        <w:rPr>
+          <w:lang w:val="en-US"/>
+        </w:rPr>
+        <w:t>Để tải 1 File thay vì tất cả dữ liệu, thì sau khi Copy API và Paste nó vào Google Colab, bạn thêm “-f &lt;Tên File&gt;” vào đằng sau</w:t>
+      </w:r>
+    </w:p>
+    <w:p>
+      <w:pPr>
+        <w:pStyle w:val="ListParagraph"/>
+        <w:numPr>
+          <w:ilvl w:val="0"/>
+          <w:numId w:val="2"/>
+        </w:numPr>
+        <w:rPr>
+          <w:lang w:val="en-US"/>
+        </w:rPr>
+      </w:pPr>
+      <w:r>
+        <w:rPr>
+          <w:lang w:val="en-US"/>
+        </w:rPr>
+        <w:t>Ví dụ</w:t>
+      </w:r>
+      <w:bookmarkStart w:id="0" w:name="_GoBack"/>
+      <w:bookmarkEnd w:id="0"/>
+    </w:p>
+    <w:p>
+      <w:pPr>
+        <w:pStyle w:val="ListParagraph"/>
+        <w:pBdr>
+          <w:top w:val="single" w:sz="4" w:space="1" w:color="auto"/>
+          <w:left w:val="single" w:sz="4" w:space="4" w:color="auto"/>
+          <w:bottom w:val="single" w:sz="4" w:space="1" w:color="auto"/>
+          <w:right w:val="single" w:sz="4" w:space="4" w:color="auto"/>
+        </w:pBdr>
+        <w:ind w:left="1080"/>
+        <w:rPr>
+          <w:lang w:val="en-US"/>
+        </w:rPr>
+      </w:pPr>
+      <w:r>
+        <w:rPr>
+          <w:lang w:val="en-US"/>
+        </w:rPr>
+        <w:t>!kaggle competitions download -c carvana-image-masking-challenge -f metadata.csv.zip</w:t>
+      </w:r>
+    </w:p>
     <w:sectPr>
-      <w:pgSz w:w="11906" w:h="16838"/>
-      <w:pgMar w:top="1440" w:right="1440" w:bottom="1440" w:left="1440" w:header="708" w:footer="708" w:gutter="0"/>
+      <w:pgSz w:w="13041" w:h="16840"/>
+      <w:pgMar w:top="1440" w:right="1440" w:bottom="1440" w:left="1440" w:header="709" w:footer="709" w:gutter="0"/>
       <w:cols w:space="708"/>
       <w:docGrid w:linePitch="360"/>
     </w:sectPr>

--- a/kaggle.docx
+++ b/kaggle.docx
@@ -165,6 +165,12 @@
         <w:rPr>
           <w:lang w:val="en-US"/>
         </w:rPr>
+        <w:t xml:space="preserve"> tuyệt đối</w:t>
+      </w:r>
+      <w:r>
+        <w:rPr>
+          <w:lang w:val="en-US"/>
+        </w:rPr>
         <w:t xml:space="preserve"> l</w:t>
       </w:r>
       <w:r>
@@ -243,7 +249,25 @@
         <w:rPr>
           <w:lang w:val="en-US"/>
         </w:rPr>
-        <w:t>'KAGGLE_CONFIG_DIR'] = &lt;A&gt;</w:t>
+        <w:t>"</w:t>
+      </w:r>
+      <w:r>
+        <w:rPr>
+          <w:lang w:val="en-US"/>
+        </w:rPr>
+        <w:t>KAGGLE_CONFIG_DIR</w:t>
+      </w:r>
+      <w:r>
+        <w:rPr>
+          <w:lang w:val="en-US"/>
+        </w:rPr>
+        <w:t>"</w:t>
+      </w:r>
+      <w:r>
+        <w:rPr>
+          <w:lang w:val="en-US"/>
+        </w:rPr>
+        <w:t>] = &lt;A&gt;</w:t>
       </w:r>
     </w:p>
     <w:p>
@@ -377,8 +401,16 @@
         <w:rPr>
           <w:lang w:val="en-US"/>
         </w:rPr>
-        <w:t>Khi đó, Dataset vừa tải sẽ được đặt cạnh File “kaggle.json”</w:t>
-      </w:r>
+        <w:t xml:space="preserve">Khi đó, Dataset vừa tải sẽ được đặt </w:t>
+      </w:r>
+      <w:r>
+        <w:rPr>
+          <w:lang w:val="en-US"/>
+        </w:rPr>
+        <w:t>bên trong thư mục “content”</w:t>
+      </w:r>
+      <w:bookmarkStart w:id="0" w:name="_GoBack"/>
+      <w:bookmarkEnd w:id="0"/>
     </w:p>
     <w:p>
       <w:pPr>
@@ -415,8 +447,6 @@
         </w:rPr>
         <w:t>Ví dụ</w:t>
       </w:r>
-      <w:bookmarkStart w:id="0" w:name="_GoBack"/>
-      <w:bookmarkEnd w:id="0"/>
     </w:p>
     <w:p>
       <w:pPr>
